--- a/e3/reading/docs/wk04-student-services-email.docx
+++ b/e3/reading/docs/wk04-student-services-email.docx
@@ -5,6 +5,7 @@
     <w:p>
       <w:pPr>
         <w:pStyle w:val="FirstParagraph"/>
+        <w:keepNext/>
       </w:pPr>
       <w:r>
         <w:drawing>
@@ -53,6 +54,7 @@
     <w:p>
       <w:pPr>
         <w:pStyle w:val="Heading1"/>
+        <w:keepNext/>
       </w:pPr>
       <w:r>
         <w:t xml:space="preserve">Entry 3 Reading: Student Services Email</w:t>
@@ -61,6 +63,7 @@
     <w:p>
       <w:pPr>
         <w:pStyle w:val="FirstParagraph"/>
+        <w:keepNext/>
       </w:pPr>
       <w:r>
         <w:rPr>
@@ -95,12 +98,16 @@
     <w:p>
       <w:pPr>
         <w:pStyle w:val="BodyText"/>
+        <w:keepNext/>
       </w:pPr>
       <w:r>
         <w:t xml:space="preserve">Read the email and answer the questions.</w:t>
       </w:r>
     </w:p>
     <w:p>
+      <w:pPr>
+        <w:keepNext/>
+      </w:pPr>
       <w:r>
         <w:pict>
           <v:rect style="width:0;height:1.5pt" o:hralign="center" o:hrstd="t" o:hr="t"/>
@@ -110,6 +117,7 @@
     <w:p>
       <w:pPr>
         <w:pStyle w:val="FirstParagraph"/>
+        <w:keepNext/>
       </w:pPr>
       <w:r>
         <w:t xml:space="preserve">Dear Colleagues,</w:t>
@@ -118,6 +126,7 @@
     <w:p>
       <w:pPr>
         <w:pStyle w:val="BodyText"/>
+        <w:keepNext/>
       </w:pPr>
       <w:r>
         <w:t xml:space="preserve">I hope you are well.</w:t>
@@ -126,6 +135,7 @@
     <w:p>
       <w:pPr>
         <w:pStyle w:val="BodyText"/>
+        <w:keepNext/>
       </w:pPr>
       <w:r>
         <w:t xml:space="preserve">As I will be visiting your Adult ESOL classes next week, I wanted to send you my short Student Services presentation in advance.</w:t>
@@ -134,6 +144,7 @@
     <w:p>
       <w:pPr>
         <w:pStyle w:val="BodyText"/>
+        <w:keepNext/>
       </w:pPr>
       <w:r>
         <w:t xml:space="preserve">It would be really helpful if you could have the presentation open or ready on the classroom computer when I arrive. This means you won’t need to log out for me to log in, and we can get started straight away without taking unnecessary time out of your lesson.</w:t>
@@ -142,6 +153,7 @@
     <w:p>
       <w:pPr>
         <w:pStyle w:val="BodyText"/>
+        <w:keepNext/>
       </w:pPr>
       <w:r>
         <w:t xml:space="preserve">Thank you very much for your support. I look forward to seeing you and your students next week.</w:t>
@@ -150,12 +162,16 @@
     <w:p>
       <w:pPr>
         <w:pStyle w:val="BodyText"/>
+        <w:keepNext/>
       </w:pPr>
       <w:r>
         <w:t xml:space="preserve">Kind regards,</w:t>
       </w:r>
     </w:p>
     <w:p>
+      <w:pPr>
+        <w:keepNext/>
+      </w:pPr>
       <w:r>
         <w:pict>
           <v:rect style="width:0;height:1.5pt" o:hralign="center" o:hrstd="t" o:hr="t"/>
@@ -166,6 +182,7 @@
     <w:p>
       <w:pPr>
         <w:pStyle w:val="Heading2"/>
+        <w:keepNext/>
       </w:pPr>
       <w:r>
         <w:t xml:space="preserve">Questions</w:t>
@@ -174,6 +191,7 @@
     <w:p>
       <w:pPr>
         <w:pStyle w:val="FirstParagraph"/>
+        <w:keepNext/>
       </w:pPr>
       <w:r>
         <w:rPr>
@@ -192,6 +210,7 @@
     <w:p>
       <w:pPr>
         <w:pStyle w:val="BodyText"/>
+        <w:keepNext/>
       </w:pPr>
       <w:r>
         <w:t xml:space="preserve">A. ESOL learners B. ESOL teachers C. Student Services staff D. A college manager</w:t>
@@ -200,6 +219,7 @@
     <w:p>
       <w:pPr>
         <w:pStyle w:val="BodyText"/>
+        <w:keepNext/>
       </w:pPr>
       <w:r>
         <w:rPr>
@@ -218,6 +238,7 @@
     <w:p>
       <w:pPr>
         <w:pStyle w:val="BodyText"/>
+        <w:keepNext/>
       </w:pPr>
       <w:r>
         <w:t xml:space="preserve">A. To invite teachers to a meeting B. To ask teachers to give a talk C. To tell teachers she is coming and ask them to prepare something D. To show teachers how to use the PCs</w:t>
@@ -226,6 +247,7 @@
     <w:p>
       <w:pPr>
         <w:pStyle w:val="BodyText"/>
+        <w:keepNext/>
       </w:pPr>
       <w:r>
         <w:rPr>
@@ -236,6 +258,9 @@
       </w:r>
     </w:p>
     <w:p>
+      <w:pPr>
+        <w:keepNext/>
+      </w:pPr>
       <w:r>
         <w:pict>
           <v:rect style="width:0;height:1.5pt" o:hralign="center" o:hrstd="t" o:hr="t"/>
@@ -245,6 +270,7 @@
     <w:p>
       <w:pPr>
         <w:pStyle w:val="FirstParagraph"/>
+        <w:keepNext/>
       </w:pPr>
       <w:r>
         <w:rPr>
@@ -263,6 +289,7 @@
     <w:p>
       <w:pPr>
         <w:pStyle w:val="BodyText"/>
+        <w:keepNext/>
       </w:pPr>
       <w:r>
         <w:t xml:space="preserve">A. A timetable B. Some slides about Student Services C. A list of learners’ names D. A letter for learners to take home</w:t>
@@ -271,6 +298,7 @@
     <w:p>
       <w:pPr>
         <w:pStyle w:val="BodyText"/>
+        <w:keepNext/>
       </w:pPr>
       <w:r>
         <w:rPr>
@@ -289,6 +317,7 @@
     <w:p>
       <w:pPr>
         <w:pStyle w:val="BodyText"/>
+        <w:keepNext/>
       </w:pPr>
       <w:r>
         <w:t xml:space="preserve">A. Turn off the PC B. Print copies for the group C. Have her slides showing on the screen D. Sign out of their account</w:t>
@@ -297,6 +326,7 @@
     <w:p>
       <w:pPr>
         <w:pStyle w:val="BodyText"/>
+        <w:keepNext/>
       </w:pPr>
       <w:r>
         <w:rPr>
@@ -315,6 +345,7 @@
     <w:p>
       <w:pPr>
         <w:pStyle w:val="BodyText"/>
+        <w:keepNext/>
       </w:pPr>
       <w:r>
         <w:t xml:space="preserve">A. She does not have a password. B. The PCs in the rooms are slow. C. She wants the group to lose as few minutes as possible. D. The learners need the PC for their work.</w:t>
@@ -323,6 +354,7 @@
     <w:p>
       <w:pPr>
         <w:pStyle w:val="BodyText"/>
+        <w:keepNext/>
       </w:pPr>
       <w:r>
         <w:rPr>
@@ -369,6 +401,7 @@
     </w:p>
     <w:p>
       <w:pPr>
+        <w:keepNext/>
         <w:numPr>
           <w:ilvl w:val="0"/>
           <w:numId w:val="1001"/>
@@ -382,6 +415,7 @@
     <w:p>
       <w:pPr>
         <w:pStyle w:val="FirstParagraph"/>
+        <w:keepNext/>
       </w:pPr>
       <w:r>
         <w:rPr>
@@ -393,6 +427,7 @@
     </w:p>
     <w:p>
       <w:pPr>
+        <w:keepNext/>
         <w:numPr>
           <w:ilvl w:val="0"/>
           <w:numId w:val="1002"/>
@@ -404,6 +439,9 @@
       </w:r>
     </w:p>
     <w:p>
+      <w:pPr>
+        <w:keepNext/>
+      </w:pPr>
       <w:r>
         <w:pict>
           <v:rect style="width:0;height:1.5pt" o:hralign="center" o:hrstd="t" o:hr="t"/>
@@ -412,130 +450,6 @@
     </w:p>
     <w:bookmarkEnd w:id="23"/>
     <w:bookmarkStart w:id="24" w:name="answer-key"/>
-    <w:p>
-      <w:pPr>
-        <w:pStyle w:val="Heading2"/>
-      </w:pPr>
-      <w:r>
-        <w:t xml:space="preserve">Answer Key</w:t>
-      </w:r>
-    </w:p>
-    <w:p>
-      <w:pPr>
-        <w:numPr>
-          <w:ilvl w:val="0"/>
-          <w:numId w:val="1003"/>
-        </w:numPr>
-        <w:pStyle w:val="Compact"/>
-      </w:pPr>
-      <w:r>
-        <w:t xml:space="preserve">B</w:t>
-      </w:r>
-    </w:p>
-    <w:p>
-      <w:pPr>
-        <w:numPr>
-          <w:ilvl w:val="0"/>
-          <w:numId w:val="1003"/>
-        </w:numPr>
-        <w:pStyle w:val="Compact"/>
-      </w:pPr>
-      <w:r>
-        <w:t xml:space="preserve">C</w:t>
-      </w:r>
-    </w:p>
-    <w:p>
-      <w:pPr>
-        <w:numPr>
-          <w:ilvl w:val="0"/>
-          <w:numId w:val="1003"/>
-        </w:numPr>
-        <w:pStyle w:val="Compact"/>
-      </w:pPr>
-      <w:r>
-        <w:t xml:space="preserve">Next week</w:t>
-      </w:r>
-    </w:p>
-    <w:p>
-      <w:pPr>
-        <w:numPr>
-          <w:ilvl w:val="0"/>
-          <w:numId w:val="1003"/>
-        </w:numPr>
-        <w:pStyle w:val="Compact"/>
-      </w:pPr>
-      <w:r>
-        <w:t xml:space="preserve">B</w:t>
-      </w:r>
-    </w:p>
-    <w:p>
-      <w:pPr>
-        <w:numPr>
-          <w:ilvl w:val="0"/>
-          <w:numId w:val="1003"/>
-        </w:numPr>
-        <w:pStyle w:val="Compact"/>
-      </w:pPr>
-      <w:r>
-        <w:t xml:space="preserve">C</w:t>
-      </w:r>
-    </w:p>
-    <w:p>
-      <w:pPr>
-        <w:numPr>
-          <w:ilvl w:val="0"/>
-          <w:numId w:val="1003"/>
-        </w:numPr>
-        <w:pStyle w:val="Compact"/>
-      </w:pPr>
-      <w:r>
-        <w:t xml:space="preserve">C</w:t>
-      </w:r>
-    </w:p>
-    <w:p>
-      <w:pPr>
-        <w:numPr>
-          <w:ilvl w:val="0"/>
-          <w:numId w:val="1003"/>
-        </w:numPr>
-        <w:pStyle w:val="Compact"/>
-      </w:pPr>
-    </w:p>
-    <w:p>
-      <w:pPr>
-        <w:numPr>
-          <w:ilvl w:val="1"/>
-          <w:numId w:val="1004"/>
-        </w:numPr>
-        <w:pStyle w:val="Compact"/>
-      </w:pPr>
-      <w:r>
-        <w:t xml:space="preserve">F b) T c) T d) T</w:t>
-      </w:r>
-    </w:p>
-    <w:p>
-      <w:pPr>
-        <w:numPr>
-          <w:ilvl w:val="0"/>
-          <w:numId w:val="1003"/>
-        </w:numPr>
-        <w:pStyle w:val="Compact"/>
-      </w:pPr>
-    </w:p>
-    <w:p>
-      <w:pPr>
-        <w:numPr>
-          <w:ilvl w:val="1"/>
-          <w:numId w:val="1005"/>
-        </w:numPr>
-        <w:pStyle w:val="Compact"/>
-      </w:pPr>
-      <w:r>
-        <w:t xml:space="preserve">in advance b) straight away c) unnecessary</w:t>
-      </w:r>
-    </w:p>
-    <w:bookmarkEnd w:id="24"/>
-    <w:bookmarkEnd w:id="25"/>
     <w:sectPr>
       <w:pgSz w:h="16838" w:w="11906"/>
       <w:pgMar w:bottom="1020" w:left="1020" w:right="1020" w:top="1020"/>

--- a/e3/reading/docs/wk04-student-services-email.docx
+++ b/e3/reading/docs/wk04-student-services-email.docx
@@ -6,6 +6,7 @@
       <w:pPr>
         <w:pStyle w:val="FirstParagraph"/>
         <w:keepNext/>
+        <w:spacing w:before="0" w:after="60" w:line="240" w:lineRule="auto"/>
       </w:pPr>
       <w:r>
         <w:drawing>
@@ -55,6 +56,7 @@
       <w:pPr>
         <w:pStyle w:val="Heading1"/>
         <w:keepNext/>
+        <w:spacing w:before="120" w:after="40" w:line="240" w:lineRule="auto"/>
       </w:pPr>
       <w:r>
         <w:t xml:space="preserve">Entry 3 Reading: Student Services Email</w:t>
@@ -64,6 +66,7 @@
       <w:pPr>
         <w:pStyle w:val="FirstParagraph"/>
         <w:keepNext/>
+        <w:spacing w:before="0" w:after="60" w:line="240" w:lineRule="auto"/>
       </w:pPr>
       <w:r>
         <w:rPr>
@@ -99,6 +102,7 @@
       <w:pPr>
         <w:pStyle w:val="BodyText"/>
         <w:keepNext/>
+        <w:spacing w:before="0" w:after="60" w:line="240" w:lineRule="auto"/>
       </w:pPr>
       <w:r>
         <w:t xml:space="preserve">Read the email and answer the questions.</w:t>
@@ -107,6 +111,7 @@
     <w:p>
       <w:pPr>
         <w:keepNext/>
+        <w:spacing w:before="0" w:after="60" w:line="240" w:lineRule="auto"/>
       </w:pPr>
       <w:r>
         <w:pict>
@@ -118,6 +123,7 @@
       <w:pPr>
         <w:pStyle w:val="FirstParagraph"/>
         <w:keepNext/>
+        <w:spacing w:before="0" w:after="60" w:line="240" w:lineRule="auto"/>
       </w:pPr>
       <w:r>
         <w:t xml:space="preserve">Dear Colleagues,</w:t>
@@ -127,6 +133,7 @@
       <w:pPr>
         <w:pStyle w:val="BodyText"/>
         <w:keepNext/>
+        <w:spacing w:before="0" w:after="60" w:line="240" w:lineRule="auto"/>
       </w:pPr>
       <w:r>
         <w:t xml:space="preserve">I hope you are well.</w:t>
@@ -136,6 +143,7 @@
       <w:pPr>
         <w:pStyle w:val="BodyText"/>
         <w:keepNext/>
+        <w:spacing w:before="0" w:after="60" w:line="240" w:lineRule="auto"/>
       </w:pPr>
       <w:r>
         <w:t xml:space="preserve">As I will be visiting your Adult ESOL classes next week, I wanted to send you my short Student Services presentation in advance.</w:t>
@@ -145,6 +153,7 @@
       <w:pPr>
         <w:pStyle w:val="BodyText"/>
         <w:keepNext/>
+        <w:spacing w:before="0" w:after="60" w:line="240" w:lineRule="auto"/>
       </w:pPr>
       <w:r>
         <w:t xml:space="preserve">It would be really helpful if you could have the presentation open or ready on the classroom computer when I arrive. This means you won’t need to log out for me to log in, and we can get started straight away without taking unnecessary time out of your lesson.</w:t>
@@ -154,6 +163,7 @@
       <w:pPr>
         <w:pStyle w:val="BodyText"/>
         <w:keepNext/>
+        <w:spacing w:before="0" w:after="60" w:line="240" w:lineRule="auto"/>
       </w:pPr>
       <w:r>
         <w:t xml:space="preserve">Thank you very much for your support. I look forward to seeing you and your students next week.</w:t>
@@ -163,6 +173,7 @@
       <w:pPr>
         <w:pStyle w:val="BodyText"/>
         <w:keepNext/>
+        <w:spacing w:before="0" w:after="60" w:line="240" w:lineRule="auto"/>
       </w:pPr>
       <w:r>
         <w:t xml:space="preserve">Kind regards,</w:t>
@@ -171,6 +182,7 @@
     <w:p>
       <w:pPr>
         <w:keepNext/>
+        <w:spacing w:before="0" w:after="60" w:line="240" w:lineRule="auto"/>
       </w:pPr>
       <w:r>
         <w:pict>
@@ -183,6 +195,7 @@
       <w:pPr>
         <w:pStyle w:val="Heading2"/>
         <w:keepNext/>
+        <w:spacing w:before="120" w:after="40" w:line="240" w:lineRule="auto"/>
       </w:pPr>
       <w:r>
         <w:t xml:space="preserve">Questions</w:t>
@@ -192,6 +205,7 @@
       <w:pPr>
         <w:pStyle w:val="FirstParagraph"/>
         <w:keepNext/>
+        <w:spacing w:before="0" w:after="60" w:line="240" w:lineRule="auto"/>
       </w:pPr>
       <w:r>
         <w:rPr>
@@ -211,6 +225,7 @@
       <w:pPr>
         <w:pStyle w:val="BodyText"/>
         <w:keepNext/>
+        <w:spacing w:before="0" w:after="60" w:line="240" w:lineRule="auto"/>
       </w:pPr>
       <w:r>
         <w:t xml:space="preserve">A. ESOL learners B. ESOL teachers C. Student Services staff D. A college manager</w:t>
@@ -220,6 +235,7 @@
       <w:pPr>
         <w:pStyle w:val="BodyText"/>
         <w:keepNext/>
+        <w:spacing w:before="0" w:after="60" w:line="240" w:lineRule="auto"/>
       </w:pPr>
       <w:r>
         <w:rPr>
@@ -239,6 +255,7 @@
       <w:pPr>
         <w:pStyle w:val="BodyText"/>
         <w:keepNext/>
+        <w:spacing w:before="0" w:after="60" w:line="240" w:lineRule="auto"/>
       </w:pPr>
       <w:r>
         <w:t xml:space="preserve">A. To invite teachers to a meeting B. To ask teachers to give a talk C. To tell teachers she is coming and ask them to prepare something D. To show teachers how to use the PCs</w:t>
@@ -248,6 +265,7 @@
       <w:pPr>
         <w:pStyle w:val="BodyText"/>
         <w:keepNext/>
+        <w:spacing w:before="0" w:after="60" w:line="240" w:lineRule="auto"/>
       </w:pPr>
       <w:r>
         <w:rPr>
@@ -260,6 +278,7 @@
     <w:p>
       <w:pPr>
         <w:keepNext/>
+        <w:spacing w:before="0" w:after="60" w:line="240" w:lineRule="auto"/>
       </w:pPr>
       <w:r>
         <w:pict>
@@ -271,6 +290,7 @@
       <w:pPr>
         <w:pStyle w:val="FirstParagraph"/>
         <w:keepNext/>
+        <w:spacing w:before="0" w:after="60" w:line="240" w:lineRule="auto"/>
       </w:pPr>
       <w:r>
         <w:rPr>
@@ -290,6 +310,7 @@
       <w:pPr>
         <w:pStyle w:val="BodyText"/>
         <w:keepNext/>
+        <w:spacing w:before="0" w:after="60" w:line="240" w:lineRule="auto"/>
       </w:pPr>
       <w:r>
         <w:t xml:space="preserve">A. A timetable B. Some slides about Student Services C. A list of learners’ names D. A letter for learners to take home</w:t>
@@ -299,6 +320,7 @@
       <w:pPr>
         <w:pStyle w:val="BodyText"/>
         <w:keepNext/>
+        <w:spacing w:before="0" w:after="60" w:line="240" w:lineRule="auto"/>
       </w:pPr>
       <w:r>
         <w:rPr>
@@ -318,6 +340,7 @@
       <w:pPr>
         <w:pStyle w:val="BodyText"/>
         <w:keepNext/>
+        <w:spacing w:before="0" w:after="60" w:line="240" w:lineRule="auto"/>
       </w:pPr>
       <w:r>
         <w:t xml:space="preserve">A. Turn off the PC B. Print copies for the group C. Have her slides showing on the screen D. Sign out of their account</w:t>
@@ -327,6 +350,7 @@
       <w:pPr>
         <w:pStyle w:val="BodyText"/>
         <w:keepNext/>
+        <w:spacing w:before="0" w:after="60" w:line="240" w:lineRule="auto"/>
       </w:pPr>
       <w:r>
         <w:rPr>
@@ -346,6 +370,7 @@
       <w:pPr>
         <w:pStyle w:val="BodyText"/>
         <w:keepNext/>
+        <w:spacing w:before="0" w:after="60" w:line="240" w:lineRule="auto"/>
       </w:pPr>
       <w:r>
         <w:t xml:space="preserve">A. She does not have a password. B. The PCs in the rooms are slow. C. She wants the group to lose as few minutes as possible. D. The learners need the PC for their work.</w:t>
@@ -355,6 +380,7 @@
       <w:pPr>
         <w:pStyle w:val="BodyText"/>
         <w:keepNext/>
+        <w:spacing w:before="0" w:after="60" w:line="240" w:lineRule="auto"/>
       </w:pPr>
       <w:r>
         <w:rPr>
@@ -407,6 +433,7 @@
           <w:numId w:val="1001"/>
         </w:numPr>
         <w:pStyle w:val="Compact"/>
+        <w:spacing w:before="0" w:after="60" w:line="240" w:lineRule="auto"/>
       </w:pPr>
       <w:r>
         <w:t xml:space="preserve">The writer’s talk will be long. ______ b) Without the slides ready, the teacher would have to sign out of the PC. ______ c) The writer is grateful for the teachers’ help. ______ d) The writer hopes to meet the learners as well as the teachers. ______</w:t>
@@ -416,6 +443,7 @@
       <w:pPr>
         <w:pStyle w:val="FirstParagraph"/>
         <w:keepNext/>
+        <w:spacing w:before="0" w:after="60" w:line="240" w:lineRule="auto"/>
       </w:pPr>
       <w:r>
         <w:rPr>
@@ -433,6 +461,7 @@
           <w:numId w:val="1002"/>
         </w:numPr>
         <w:pStyle w:val="Compact"/>
+        <w:spacing w:before="0" w:after="60" w:line="240" w:lineRule="auto"/>
       </w:pPr>
       <w:r>
         <w:t xml:space="preserve">before (paragraph 2): ________________ b) immediately (paragraph 3): ________________ c) not needed (paragraph 3): ________________</w:t>
@@ -441,6 +470,7 @@
     <w:p>
       <w:pPr>
         <w:keepNext/>
+        <w:spacing w:before="0" w:after="60" w:line="240" w:lineRule="auto"/>
       </w:pPr>
       <w:r>
         <w:pict>
@@ -452,7 +482,7 @@
     <w:bookmarkStart w:id="24" w:name="answer-key"/>
     <w:sectPr>
       <w:pgSz w:h="16838" w:w="11906"/>
-      <w:pgMar w:bottom="1020" w:left="1020" w:right="1020" w:top="1020"/>
+      <w:pgMar w:bottom="680" w:left="737" w:right="737" w:top="680" w:header="340" w:footer="340"/>
     </w:sectPr>
   </w:body>
 </w:document>
@@ -1021,7 +1051,7 @@
       <w:spacing w:after="0" w:before="300"/>
     </w:pPr>
     <w:rPr>
-      <w:sz w:val="20"/>
+      <w:sz w:val="22"/>
       <w:szCs w:val="20"/>
       <w:rFonts w:ascii="Arial" w:cs="Arial" w:eastAsia="Arial" w:hAnsi="Arial"/>
       <w:b/>
@@ -1041,7 +1071,7 @@
     </w:pPr>
     <w:rPr>
       <w:rFonts w:ascii="Arial" w:cs="Arial" w:eastAsia="Arial" w:hAnsi="Arial"/>
-      <w:sz w:val="20"/>
+      <w:sz w:val="22"/>
       <w:szCs w:val="20"/>
     </w:rPr>
   </w:style>

--- a/e3/reading/docs/wk04-student-services-email.docx
+++ b/e3/reading/docs/wk04-student-services-email.docx
@@ -195,7 +195,7 @@
       <w:pPr>
         <w:pStyle w:val="Heading2"/>
         <w:keepNext/>
-        <w:spacing w:before="120" w:after="40" w:line="240" w:lineRule="auto"/>
+        <w:spacing w:before="840" w:after="40" w:line="240" w:lineRule="auto"/>
       </w:pPr>
       <w:r>
         <w:t xml:space="preserve">Questions</w:t>
